--- a/HW04_DP1 2.docx
+++ b/HW04_DP1 2.docx
@@ -347,6 +347,7 @@
           <w:lang w:eastAsia="zh-CN"/>
         </w:rPr>
       </w:pPr>
+      <w:commentRangeStart w:id="0"/>
       <w:r>
         <w:rPr>
           <w:rFonts w:eastAsia="Calibri"/>
@@ -361,6 +362,13 @@
           <w:lang w:eastAsia="zh-CN"/>
         </w:rPr>
         <w:t>23</w:t>
+      </w:r>
+      <w:commentRangeEnd w:id="0"/>
+      <w:r>
+        <w:rPr>
+          <w:rStyle w:val="CommentReference"/>
+        </w:rPr>
+        <w:commentReference w:id="0"/>
       </w:r>
     </w:p>
     <w:p>
@@ -4338,6 +4346,7 @@
                 <w:sz w:val="19"/>
               </w:rPr>
             </w:pPr>
+            <w:commentRangeStart w:id="1"/>
             <w:r>
               <w:rPr>
                 <w:rFonts w:ascii="Consolas" w:eastAsia="Consolas" w:hAnsi="Consolas"/>
@@ -4351,6 +4360,13 @@
                 <w:sz w:val="19"/>
               </w:rPr>
               <w:t>import java.util.Scanner;</w:t>
+            </w:r>
+            <w:commentRangeEnd w:id="1"/>
+            <w:r>
+              <w:rPr>
+                <w:rStyle w:val="CommentReference"/>
+              </w:rPr>
+              <w:commentReference w:id="1"/>
             </w:r>
           </w:p>
           <w:p>
@@ -5064,6 +5080,7 @@
                 <w:sz w:val="19"/>
               </w:rPr>
             </w:pPr>
+            <w:commentRangeStart w:id="2"/>
             <w:r>
               <w:rPr>
                 <w:rFonts w:ascii="Consolas" w:eastAsia="Consolas" w:hAnsi="Consolas"/>
@@ -5078,6 +5095,13 @@
                 <w:sz w:val="19"/>
               </w:rPr>
               <w:t>import java.util.Scanner;</w:t>
+            </w:r>
+            <w:commentRangeEnd w:id="2"/>
+            <w:r>
+              <w:rPr>
+                <w:rStyle w:val="CommentReference"/>
+              </w:rPr>
+              <w:commentReference w:id="2"/>
             </w:r>
           </w:p>
           <w:p>
@@ -5719,6 +5743,59 @@
     </w:sectPr>
   </w:body>
 </w:document>
+</file>
+
+<file path=word/comments.xml><?xml version="1.0" encoding="utf-8"?>
+<w:comments xmlns:a="http://schemas.openxmlformats.org/drawingml/2006/main" xmlns:pic="http://schemas.openxmlformats.org/drawingml/2006/picture" xmlns:r="http://schemas.openxmlformats.org/officeDocument/2006/relationships" xmlns:w="http://schemas.openxmlformats.org/wordprocessingml/2006/main" xmlns:wp="http://schemas.openxmlformats.org/drawingml/2006/wordprocessingDrawing" xmlns:mc="http://schemas.openxmlformats.org/markup-compatibility/2006" xmlns:a14="http://schemas.microsoft.com/office/drawing/2010/main" xmlns:w14="http://schemas.microsoft.com/office/word/2010/wordml" xmlns:wpc="http://schemas.microsoft.com/office/word/2010/wordprocessingCanvas">
+  <w:comment w:id="0" w:author="Gong Qiushi" w:initials="GQ" w:date="2026-10-17T01:26:27Z">
+    <w:p>
+      <w:pPr>
+        <w:pStyle w:val="CommentText"/>
+      </w:pPr>
+      <w:r>
+        <w:rPr>
+          <w:rStyle w:val="CommentReference"/>
+        </w:rPr>
+        <w:annotationRef/>
+      </w:r>
+      <w:r>
+        <w:t>2/4 - Only one output line given. - The first `println` prints 13 (addTen(3)); the second prints 23 (addTen(addTen(3))). (-2)</w:t>
+      </w:r>
+    </w:p>
+  </w:comment>
+  <w:comment w:id="1" w:author="Gong Qiushi" w:initials="GQ" w:date="2026-10-17T01:26:27Z">
+    <w:p>
+      <w:pPr>
+        <w:pStyle w:val="CommentText"/>
+      </w:pPr>
+      <w:r>
+        <w:rPr>
+          <w:rStyle w:val="CommentReference"/>
+        </w:rPr>
+        <w:annotationRef/>
+      </w:r>
+      <w:r>
+        <w:t>11/18 - Index out of range. - `charAt(s.length())` is out of bounds: valid indices are 0 to length()-1, so start the loop at `s.length() - 1`. The rest of the loop is right. As written the program stops with StringIndexOutOfBoundsException. (-7)</w:t>
+      </w:r>
+    </w:p>
+  </w:comment>
+  <w:comment w:id="2" w:author="Gong Qiushi" w:initials="GQ" w:date="2026-10-17T01:26:27Z">
+    <w:p>
+      <w:pPr>
+        <w:pStyle w:val="CommentText"/>
+      </w:pPr>
+      <w:r>
+        <w:rPr>
+          <w:rStyle w:val="CommentReference"/>
+        </w:rPr>
+        <w:annotationRef/>
+      </w:r>
+      <w:r>
+        <w:t>15/22 - Only one reduction. - In `main` the reduction must repeat while the number still has more than one digit: use `while (number &gt; 9)` (or `&gt;= 10`), not `if (number &gt; 9)`, and print every intermediate value. The sequence you wrote as the expected output (29, 11, 2, Digital root: 2) is correct — but your code cannot produce it: it prints 29 and then `Digital root: 29`. (-7)</w:t>
+      </w:r>
+    </w:p>
+  </w:comment>
+</w:comments>
 </file>
 
 <file path=word/endnotes.xml><?xml version="1.0" encoding="utf-8"?>
